--- a/source-assets/originals/TV-Duell_Wirkungsoekonomische_Systemanalyse_2026-08-27.docx
+++ b/source-assets/originals/TV-Duell_Wirkungsoekonomische_Systemanalyse_2026-08-27.docx
@@ -26,7 +26,7 @@
         <w:pStyle w:val="Subtitle"/>
       </w:pPr>
       <w:r>
-        <w:t>Eine wirkungsökonomische Analyse des MDR-Duells Schulze–Siegmund: Sprache, Frames, Resignifikation, Format, Medienlogik und demokratischer Resonanzraum</w:t>
+        <w:t>Eine wirkungsökonomische Analyse des MDR-Duells Schulze-Siegmund: Sprache, Frames, Resignifikation, Format, Medienlogik und demokratischer Resonanzraum</w:t>
       </w:r>
     </w:p>
     <w:p>
@@ -94,7 +94,7 @@
         <w:t xml:space="preserve">Untersuchungsgegenstand: </w:t>
       </w:r>
       <w:r>
-        <w:t>MDR „Fakt ist!“: Das Duell – Sven Schulze vs. Ulrich Siegmund, 26.08.2026</w:t>
+        <w:t>MDR „Fakt ist!“: Das Duell - Sven Schulze vs. Ulrich Siegmund, 26.08.2026</w:t>
       </w:r>
     </w:p>
     <w:p>
@@ -262,7 +262,7 @@
         </w:r>
       </w:hyperlink>
       <w:r>
-        <w:t xml:space="preserve"> – und was davon können wir bereits als tatsächliche </w:t>
+        <w:t xml:space="preserve"> - und was davon können wir bereits als tatsächliche </w:t>
       </w:r>
       <w:hyperlink r:id="rId15">
         <w:r>
@@ -348,7 +348,7 @@
     </w:p>
     <w:p>
       <w:r>
-        <w:t>Die naheliegende Frage nach einem Duell lautet: Wer war überzeugender? Die wirkungsökonomische Frage ist eine andere: Welche Zustände kann die gesamte Kommunikationsanordnung verändern – bei Menschen, in der Öffentlichkeit und in der demokratischen Korrekturfähigkeit?</w:t>
+        <w:t>Die naheliegende Frage nach einem Duell lautet: Wer war überzeugender? Die wirkungsökonomische Frage ist eine andere: Welche Zustände kann die gesamte Kommunikationsanordnung verändern - bei Menschen, in der Öffentlichkeit und in der demokratischen Korrekturfähigkeit?</w:t>
       </w:r>
     </w:p>
     <w:p>
@@ -1223,7 +1223,7 @@
         <w:pStyle w:val="Heading1"/>
       </w:pPr>
       <w:r>
-        <w:t>5. Zwei kommunikative Logiken – und ihre jeweils eigenen Wirkungsrisiken</w:t>
+        <w:t>5. Zwei kommunikative Logiken - und ihre jeweils eigenen Wirkungsrisiken</w:t>
       </w:r>
     </w:p>
     <w:p>
@@ -1917,7 +1917,7 @@
         <w:pStyle w:val="Heading2"/>
       </w:pPr>
       <w:r>
-        <w:t>5.2 Schulze: Kompetenz, Realismus und Demokratieschutz – mit Gegenwirkungsrisiken</w:t>
+        <w:t>5.2 Schulze: Kompetenz, Realismus und Demokratieschutz - mit Gegenwirkungsrisiken</w:t>
       </w:r>
     </w:p>
     <w:p>
@@ -1927,7 +1927,7 @@
     </w:p>
     <w:p>
       <w:r>
-        <w:t>Diese Kommunikation besitzt konstruktives Wirkungspotenzial: Sie kann Verantwortungsfähigkeit, Realismus, institutionelle Bindung und konkrete wirtschaftliche Folgen sichtbar machen. Sie hat aber ebenfalls Risiken. Persönliche oder abwertende Spitzen – Mirko dokumentiert etwa Begriffe wie „Marionette“ und „Gelaber“ sowie häufiges Unterbrechen – können den eigenen Respektframe schwächen. Noch wichtiger: Wer den politischen Gegner ständig zum Hauptgegenstand macht, kann dessen Agenda unbeabsichtigt zum Zentrum des eigenen Kommunikationsraums machen.</w:t>
+        <w:t>Diese Kommunikation besitzt konstruktives Wirkungspotenzial: Sie kann Verantwortungsfähigkeit, Realismus, institutionelle Bindung und konkrete wirtschaftliche Folgen sichtbar machen. Sie hat aber ebenfalls Risiken. Persönliche oder abwertende Spitzen - Mirko dokumentiert etwa Begriffe wie „Marionette“ und „Gelaber“ sowie häufiges Unterbrechen - können den eigenen Respektframe schwächen. Noch wichtiger: Wer den politischen Gegner ständig zum Hauptgegenstand macht, kann dessen Agenda unbeabsichtigt zum Zentrum des eigenen Kommunikationsraums machen.</w:t>
       </w:r>
     </w:p>
     <w:p>
@@ -2137,7 +2137,7 @@
         <w:pStyle w:val="Heading1"/>
       </w:pPr>
       <w:r>
-        <w:t>8. Resignifikation ist nicht Illusory Truth – aber Wiederholung kann den Pfad verstärken</w:t>
+        <w:t>8. Resignifikation ist nicht Illusory Truth - aber Wiederholung kann den Pfad verstärken</w:t>
       </w:r>
     </w:p>
     <w:p>
@@ -2152,7 +2152,7 @@
     </w:p>
     <w:p>
       <w:r>
-        <w:t>Gleichzeitig sollte man aus der populären „Truth-Sandwich“-Regel kein Dogma machen. Zwei preregistrierte Experimente von Swire-Thompson, Butler und Rapp fanden 2025 keinen Vorteil dieses speziellen Formats gegenüber einer klaren direkten Widerlegung. Die belastbare Schlussfolgerung ist nüchterner: Korrekturen können wirksam sein; entscheidend sind Klarheit, Evidenz, Quellen und ein verständliches Gegenmodell – nicht ein magisches Textschema.</w:t>
+        <w:t>Gleichzeitig sollte man aus der populären „Truth-Sandwich“-Regel kein Dogma machen. Zwei preregistrierte Experimente von Swire-Thompson, Butler und Rapp fanden 2025 keinen Vorteil dieses speziellen Formats gegenüber einer klaren direkten Widerlegung. Die belastbare Schlussfolgerung ist nüchterner: Korrekturen können wirksam sein; entscheidend sind Klarheit, Evidenz, Quellen und ein verständliches Gegenmodell - nicht ein magisches Textschema.</w:t>
       </w:r>
     </w:p>
     <w:p>
@@ -2214,7 +2214,7 @@
         <w:pStyle w:val="Heading1"/>
       </w:pPr>
       <w:r>
-        <w:t>10. Emotion ist nicht das Gegenteil von Vernunft – sie ist Teil des Wirkungsmechanismus</w:t>
+        <w:t>10. Emotion ist nicht das Gegenteil von Vernunft - sie ist Teil des Wirkungsmechanismus</w:t>
       </w:r>
     </w:p>
     <w:p>
@@ -2752,7 +2752,7 @@
         <w:pStyle w:val="Small"/>
       </w:pPr>
       <w:r>
-        <w:t>Gerade hier wird Resignifikation wirkungsökonomisch interessant. Wenn sich nur die spontane Bewertung eines Satzes ändert, ist das eine unmittelbare Kommunikationsreaktion. Wenn sich aber dauerhaft verschiebt, was Menschen unter „Demokratie“ oder „Freiheit“ verstehen und welche institutionellen Grenzen sie für legitim halten, wäre das eine strukturelle Zustandsveränderung – also dritte Ordnung beziehungsweise tatsächliche Transformationswirkung. Diese Schwelle ist hoch und darf nicht vorschnell behauptet werden.</w:t>
+        <w:t>Gerade hier wird Resignifikation wirkungsökonomisch interessant. Wenn sich nur die spontane Bewertung eines Satzes ändert, ist das eine unmittelbare Kommunikationsreaktion. Wenn sich aber dauerhaft verschiebt, was Menschen unter „Demokratie“ oder „Freiheit“ verstehen und welche institutionellen Grenzen sie für legitim halten, wäre das eine strukturelle Zustandsveränderung - also dritte Ordnung beziehungsweise tatsächliche Transformationswirkung. Diese Schwelle ist hoch und darf nicht vorschnell behauptet werden.</w:t>
       </w:r>
     </w:p>
     <w:p>
@@ -2840,7 +2840,7 @@
         <w:pStyle w:val="Heading1"/>
       </w:pPr>
       <w:r>
-        <w:t>13. Nichtkompensation: Ein freundlicher Ton kann rote Linien nicht aufheben – ein scharfer Satz macht aber auch nicht alles andere falsch</w:t>
+        <w:t>13. Nichtkompensation: Ein freundlicher Ton kann rote Linien nicht aufheben - ein scharfer Satz macht aber auch nicht alles andere falsch</w:t>
       </w:r>
     </w:p>
     <w:p>
@@ -2912,7 +2912,7 @@
         <w:pStyle w:val="Heading1"/>
       </w:pPr>
       <w:r>
-        <w:t>15. Was wir wissen – und was wir noch messen müssten</w:t>
+        <w:t>15. Was wir wissen - und was wir noch messen müssten</w:t>
       </w:r>
     </w:p>
     <w:p>
@@ -3605,7 +3605,7 @@
     </w:p>
     <w:p>
       <w:r>
-        <w:t>Genau das ist der Unterschied zwischen einer Analyse „über Siegmund“ und einer Systemanalyse des Duells. Die erste fragt, was ein Politiker tut. Die zweite fragt, wie ein öffentlicher Resonanzraum aus allen Beteiligten entsteht – und wie er Mensch, Planet und Demokratie stärken oder schwächen kann.</w:t>
+        <w:t>Genau das ist der Unterschied zwischen einer Analyse „über Siegmund“ und einer Systemanalyse des Duells. Die erste fragt, was ein Politiker tut. Die zweite fragt, wie ein öffentlicher Resonanzraum aus allen Beteiligten entsteht - und wie er Mensch, Planet und Demokratie stärken oder schwächen kann.</w:t>
       </w:r>
     </w:p>
     <w:p>
@@ -3683,7 +3683,7 @@
             <w:u w:val="single"/>
             <w:rFonts w:ascii="Carlito" w:hAnsi="Carlito"/>
           </w:rPr>
-          <w:t>ARD Mediathek / MDR: „Das Duell – Sven Schulze vs. Ulrich Siegmund“, 26.08.2026.</w:t>
+          <w:t>ARD Mediathek / MDR: „Das Duell - Sven Schulze vs. Ulrich Siegmund“, 26.08.2026.</w:t>
         </w:r>
       </w:hyperlink>
     </w:p>
@@ -3919,7 +3919,7 @@
             <w:u w:val="single"/>
             <w:rFonts w:ascii="Carlito" w:hAnsi="Carlito"/>
           </w:rPr>
-          <w:t>Entman, Robert M. (1993): „Framing: Toward Clarification of a Fractured Paradigm“, Journal of Communication 43(4), 51–58.</w:t>
+          <w:t>Entman, Robert M. (1993): „Framing: Toward Clarification of a Fractured Paradigm“, Journal of Communication 43(4), 51-58.</w:t>
         </w:r>
       </w:hyperlink>
     </w:p>
@@ -3938,7 +3938,7 @@
             <w:u w:val="single"/>
             <w:rFonts w:ascii="Carlito" w:hAnsi="Carlito"/>
           </w:rPr>
-          <w:t>McCombs, Maxwell E.; Shaw, Donald L. (1972): „The Agenda-Setting Function of Mass Media“, Public Opinion Quarterly 36(2), 176–187.</w:t>
+          <w:t>McCombs, Maxwell E.; Shaw, Donald L. (1972): „The Agenda-Setting Function of Mass Media“, Public Opinion Quarterly 36(2), 176-187.</w:t>
         </w:r>
       </w:hyperlink>
     </w:p>
@@ -3984,7 +3984,7 @@
             <w:u w:val="single"/>
             <w:rFonts w:ascii="Carlito" w:hAnsi="Carlito"/>
           </w:rPr>
-          <w:t>Swire-Thompson, Briony; Butler, Lucy; Rapp, David N. (2025): „The truth sandwich format does not enhance the correction of misinformation“, Journal of Educational Psychology 117(6), 851–862.</w:t>
+          <w:t>Swire-Thompson, Briony; Butler, Lucy; Rapp, David N. (2025): „The truth sandwich format does not enhance the correction of misinformation“, Journal of Educational Psychology 117(6), 851-862.</w:t>
         </w:r>
       </w:hyperlink>
     </w:p>
@@ -4003,7 +4003,7 @@
             <w:u w:val="single"/>
             <w:rFonts w:ascii="Carlito" w:hAnsi="Carlito"/>
           </w:rPr>
-          <w:t>Brady, William J. et al. (2017): „Emotion shapes the diffusion of moralized content in social networks“, PNAS 114(28), 7313–7318.</w:t>
+          <w:t>Brady, William J. et al. (2017): „Emotion shapes the diffusion of moralized content in social networks“, PNAS 114(28), 7313-7318.</w:t>
         </w:r>
       </w:hyperlink>
     </w:p>
@@ -4022,7 +4022,7 @@
             <w:u w:val="single"/>
             <w:rFonts w:ascii="Carlito" w:hAnsi="Carlito"/>
           </w:rPr>
-          <w:t>Vosoughi, Soroush; Roy, Deb; Aral, Sinan (2018): „The spread of true and false news online“, Science 359(6380), 1146–1151.</w:t>
+          <w:t>Vosoughi, Soroush; Roy, Deb; Aral, Sinan (2018): „The spread of true and false news online“, Science 359(6380), 1146-1151.</w:t>
         </w:r>
       </w:hyperlink>
     </w:p>
